--- a/tests/n8PDF.Tests/Fixtures/Minimal/exact-line-probe.docx
+++ b/tests/n8PDF.Tests/Fixtures/Minimal/exact-line-probe.docx
@@ -221,6 +221,276 @@
       <w:pPr>
         <w:pageBreakBefore/>
         <w:spacing w:before="0" w:after="0" w:line="1400" w:lineRule="exact"/>
+      </w:pPr>
+      <w:r>
+        <w:rPr>
+          <w:rFonts w:ascii="Times New Roman" w:hAnsi="Times New Roman"/>
+          <w:sz w:val="112"/>
+        </w:rPr>
+        <w:t xml:space="preserve">Hxg</w:t>
+        <w:br/>
+        <w:t xml:space="preserve">Hxg</w:t>
+      </w:r>
+    </w:p>
+    <w:p>
+      <w:pPr>
+        <w:spacing w:before="0" w:after="0" w:line="240" w:lineRule="auto"/>
+      </w:pPr>
+      <w:r>
+        <w:rPr>
+          <w:rFonts w:ascii="Times New Roman" w:hAnsi="Times New Roman"/>
+          <w:sz w:val="24"/>
+        </w:rPr>
+        <w:t xml:space="preserve">And an ordinary line beneath it.</w:t>
+      </w:r>
+    </w:p>
+    <w:p>
+      <w:pPr>
+        <w:pageBreakBefore/>
+        <w:spacing w:before="0" w:after="0" w:line="405" w:lineRule="exact"/>
+      </w:pPr>
+      <w:r>
+        <w:rPr>
+          <w:rFonts w:ascii="Times New Roman" w:hAnsi="Times New Roman"/>
+          <w:sz w:val="112"/>
+        </w:rPr>
+        <w:t xml:space="preserve">Hxg</w:t>
+        <w:br/>
+        <w:t xml:space="preserve">Hxg</w:t>
+      </w:r>
+    </w:p>
+    <w:p>
+      <w:pPr>
+        <w:spacing w:before="0" w:after="0" w:line="240" w:lineRule="auto"/>
+      </w:pPr>
+      <w:r>
+        <w:rPr>
+          <w:rFonts w:ascii="Times New Roman" w:hAnsi="Times New Roman"/>
+          <w:sz w:val="24"/>
+        </w:rPr>
+        <w:t xml:space="preserve">And an ordinary line beneath it.</w:t>
+      </w:r>
+    </w:p>
+    <w:p>
+      <w:pPr>
+        <w:pageBreakBefore/>
+        <w:spacing w:before="0" w:after="0" w:line="411" w:lineRule="exact"/>
+      </w:pPr>
+      <w:r>
+        <w:rPr>
+          <w:rFonts w:ascii="Times New Roman" w:hAnsi="Times New Roman"/>
+          <w:sz w:val="112"/>
+        </w:rPr>
+        <w:t xml:space="preserve">Hxg</w:t>
+        <w:br/>
+        <w:t xml:space="preserve">Hxg</w:t>
+      </w:r>
+    </w:p>
+    <w:p>
+      <w:pPr>
+        <w:spacing w:before="0" w:after="0" w:line="240" w:lineRule="auto"/>
+      </w:pPr>
+      <w:r>
+        <w:rPr>
+          <w:rFonts w:ascii="Times New Roman" w:hAnsi="Times New Roman"/>
+          <w:sz w:val="24"/>
+        </w:rPr>
+        <w:t xml:space="preserve">And an ordinary line beneath it.</w:t>
+      </w:r>
+    </w:p>
+    <w:p>
+      <w:pPr>
+        <w:pageBreakBefore/>
+        <w:spacing w:before="0" w:after="0" w:line="423" w:lineRule="exact"/>
+      </w:pPr>
+      <w:r>
+        <w:rPr>
+          <w:rFonts w:ascii="Times New Roman" w:hAnsi="Times New Roman"/>
+          <w:sz w:val="112"/>
+        </w:rPr>
+        <w:t xml:space="preserve">Hxg</w:t>
+        <w:br/>
+        <w:t xml:space="preserve">Hxg</w:t>
+      </w:r>
+    </w:p>
+    <w:p>
+      <w:pPr>
+        <w:spacing w:before="0" w:after="0" w:line="240" w:lineRule="auto"/>
+      </w:pPr>
+      <w:r>
+        <w:rPr>
+          <w:rFonts w:ascii="Times New Roman" w:hAnsi="Times New Roman"/>
+          <w:sz w:val="24"/>
+        </w:rPr>
+        <w:t xml:space="preserve">And an ordinary line beneath it.</w:t>
+      </w:r>
+    </w:p>
+    <w:p>
+      <w:pPr>
+        <w:pageBreakBefore/>
+        <w:spacing w:before="0" w:after="0" w:line="416" w:lineRule="exact"/>
+      </w:pPr>
+      <w:r>
+        <w:rPr>
+          <w:rFonts w:ascii="Times New Roman" w:hAnsi="Times New Roman"/>
+          <w:sz w:val="112"/>
+        </w:rPr>
+        <w:t xml:space="preserve">Hxg</w:t>
+        <w:br/>
+        <w:t xml:space="preserve">Hxg</w:t>
+      </w:r>
+    </w:p>
+    <w:p>
+      <w:pPr>
+        <w:spacing w:before="0" w:after="0" w:line="240" w:lineRule="auto"/>
+      </w:pPr>
+      <w:r>
+        <w:rPr>
+          <w:rFonts w:ascii="Times New Roman" w:hAnsi="Times New Roman"/>
+          <w:sz w:val="24"/>
+        </w:rPr>
+        <w:t xml:space="preserve">And an ordinary line beneath it.</w:t>
+      </w:r>
+    </w:p>
+    <w:p>
+      <w:pPr>
+        <w:pageBreakBefore/>
+        <w:spacing w:before="0" w:after="0" w:line="440" w:lineRule="exact"/>
+      </w:pPr>
+      <w:r>
+        <w:rPr>
+          <w:rFonts w:ascii="Times New Roman" w:hAnsi="Times New Roman"/>
+          <w:sz w:val="112"/>
+        </w:rPr>
+        <w:t xml:space="preserve">Hxg</w:t>
+        <w:br/>
+        <w:t xml:space="preserve">Hxg</w:t>
+      </w:r>
+    </w:p>
+    <w:p>
+      <w:pPr>
+        <w:spacing w:before="0" w:after="0" w:line="240" w:lineRule="auto"/>
+      </w:pPr>
+      <w:r>
+        <w:rPr>
+          <w:rFonts w:ascii="Times New Roman" w:hAnsi="Times New Roman"/>
+          <w:sz w:val="24"/>
+        </w:rPr>
+        <w:t xml:space="preserve">And an ordinary line beneath it.</w:t>
+      </w:r>
+    </w:p>
+    <w:p>
+      <w:pPr>
+        <w:pageBreakBefore/>
+        <w:spacing w:before="0" w:after="0" w:line="420" w:lineRule="exact"/>
+      </w:pPr>
+      <w:r>
+        <w:rPr>
+          <w:rFonts w:ascii="Times New Roman" w:hAnsi="Times New Roman"/>
+          <w:sz w:val="112"/>
+        </w:rPr>
+        <w:t xml:space="preserve">Hxg</w:t>
+        <w:br/>
+        <w:t xml:space="preserve">Hxg</w:t>
+      </w:r>
+    </w:p>
+    <w:p>
+      <w:pPr>
+        <w:spacing w:before="0" w:after="0" w:line="240" w:lineRule="auto"/>
+      </w:pPr>
+      <w:r>
+        <w:rPr>
+          <w:rFonts w:ascii="Times New Roman" w:hAnsi="Times New Roman"/>
+          <w:sz w:val="24"/>
+        </w:rPr>
+        <w:t xml:space="preserve">And an ordinary line beneath it.</w:t>
+      </w:r>
+    </w:p>
+    <w:p>
+      <w:pPr>
+        <w:pageBreakBefore/>
+        <w:spacing w:before="0" w:after="0" w:line="540" w:lineRule="exact"/>
+      </w:pPr>
+      <w:r>
+        <w:rPr>
+          <w:rFonts w:ascii="Times New Roman" w:hAnsi="Times New Roman"/>
+          <w:sz w:val="112"/>
+        </w:rPr>
+        <w:t xml:space="preserve">Hxg</w:t>
+        <w:br/>
+        <w:t xml:space="preserve">Hxg</w:t>
+      </w:r>
+    </w:p>
+    <w:p>
+      <w:pPr>
+        <w:spacing w:before="0" w:after="0" w:line="240" w:lineRule="auto"/>
+      </w:pPr>
+      <w:r>
+        <w:rPr>
+          <w:rFonts w:ascii="Times New Roman" w:hAnsi="Times New Roman"/>
+          <w:sz w:val="24"/>
+        </w:rPr>
+        <w:t xml:space="preserve">And an ordinary line beneath it.</w:t>
+      </w:r>
+    </w:p>
+    <w:p>
+      <w:pPr>
+        <w:pageBreakBefore/>
+        <w:spacing w:before="0" w:after="0" w:line="300" w:lineRule="exact"/>
+      </w:pPr>
+      <w:r>
+        <w:rPr>
+          <w:rFonts w:ascii="Times New Roman" w:hAnsi="Times New Roman"/>
+          <w:sz w:val="112"/>
+        </w:rPr>
+        <w:t xml:space="preserve">Hxg</w:t>
+        <w:br/>
+        <w:t xml:space="preserve">Hxg</w:t>
+      </w:r>
+    </w:p>
+    <w:p>
+      <w:pPr>
+        <w:spacing w:before="0" w:after="0" w:line="240" w:lineRule="auto"/>
+      </w:pPr>
+      <w:r>
+        <w:rPr>
+          <w:rFonts w:ascii="Times New Roman" w:hAnsi="Times New Roman"/>
+          <w:sz w:val="24"/>
+        </w:rPr>
+        <w:t xml:space="preserve">And an ordinary line beneath it.</w:t>
+      </w:r>
+    </w:p>
+    <w:p>
+      <w:pPr>
+        <w:pageBreakBefore/>
+        <w:spacing w:before="0" w:after="0" w:line="900" w:lineRule="exact"/>
+      </w:pPr>
+      <w:r>
+        <w:rPr>
+          <w:rFonts w:ascii="Times New Roman" w:hAnsi="Times New Roman"/>
+          <w:sz w:val="112"/>
+        </w:rPr>
+        <w:t xml:space="preserve">Hxg</w:t>
+        <w:br/>
+        <w:t xml:space="preserve">Hxg</w:t>
+      </w:r>
+    </w:p>
+    <w:p>
+      <w:pPr>
+        <w:spacing w:before="0" w:after="0" w:line="240" w:lineRule="auto"/>
+      </w:pPr>
+      <w:r>
+        <w:rPr>
+          <w:rFonts w:ascii="Times New Roman" w:hAnsi="Times New Roman"/>
+          <w:sz w:val="24"/>
+        </w:rPr>
+        <w:t xml:space="preserve">And an ordinary line beneath it.</w:t>
+      </w:r>
+    </w:p>
+    <w:p>
+      <w:pPr>
+        <w:pageBreakBefore/>
+        <w:spacing w:before="0" w:after="0" w:line="444" w:lineRule="exact"/>
       </w:pPr>
       <w:r>
         <w:rPr>
